--- a/business/competencia.docx
+++ b/business/competencia.docx
@@ -4135,24 +4135,7 @@
         </w:rPr>
       </w:pPr>
       <w:r>
-        <w:rPr>
-          <w:lang w:val="es-MX"/>
-        </w:rPr>
-        <w:t xml:space="preserve">Ninguno de los competidores tiene mercado LATAM validado todavía, pero tampoco </w:t>
-      </w:r>
-      <w:proofErr w:type="spellStart"/>
-      <w:r>
-        <w:rPr>
-          <w:lang w:val="es-MX"/>
-        </w:rPr>
-        <w:t>PgPilot</w:t>
-      </w:r>
-      <w:proofErr w:type="spellEnd"/>
-      <w:r>
-        <w:rPr>
-          <w:lang w:val="es-MX"/>
-        </w:rPr>
-        <w:t xml:space="preserve"> — la hipótesis del foco regional necesita validarse en las entrevistas de F6-F8.</w:t>
+        <w:t>Ninguno de los competidores tiene mercado LATAM validado todavía, pero PgPilot tampoco aún a nivel comercial. Señal de las 3 entrevistas F6/F7/F8: los 3 entrevistados son LATAM y ninguno usa pganalyze, EverSQL ni DBtune (Carlos: Rapid7/CloudWatch; Jos: ninguna; Raúl: Grafana+Datadog+pgAdmin). La hipótesis del foco regional tiene señal cualitativa fuerte; falta validación comercial (paying customers post-Demo Day).</w:t>
       </w:r>
     </w:p>
     <w:p>
